--- a/06_Project_Documentation/Metro_Ticket_System_Project_Report.docx
+++ b/06_Project_Documentation/Metro_Ticket_System_Project_Report.docx
@@ -90,7 +90,7 @@
           <w:sz w:val="24"/>
           <w:szCs w:val="24"/>
         </w:rPr>
-        <w:t>Korada Sai Maneesha</w:t>
+        <w:t>Singampalli Deepika</w:t>
       </w:r>
     </w:p>
     <w:p>
@@ -827,12 +827,6 @@
         <w:gridCol w:w="5120"/>
       </w:tblGrid>
       <w:tr>
-        <w:tblPrEx>
-          <w:tblCellMar>
-            <w:top w:w="0" w:type="dxa"/>
-            <w:bottom w:w="0" w:type="dxa"/>
-          </w:tblCellMar>
-        </w:tblPrEx>
         <w:tc>
           <w:tcPr>
             <w:tcW w:w="5120" w:type="dxa"/>
@@ -848,7 +842,6 @@
             <w:pPr>
               <w:spacing w:after="100"/>
             </w:pPr>
-            <w:proofErr w:type="gramStart"/>
             <w:r>
               <w:rPr>
                 <w:b/>
@@ -859,7 +852,6 @@
               </w:rPr>
               <w:t>SAYS</w:t>
             </w:r>
-            <w:proofErr w:type="gramEnd"/>
           </w:p>
           <w:p>
             <w:r>
@@ -907,12 +899,6 @@
         </w:tc>
       </w:tr>
       <w:tr>
-        <w:tblPrEx>
-          <w:tblCellMar>
-            <w:top w:w="0" w:type="dxa"/>
-            <w:bottom w:w="0" w:type="dxa"/>
-          </w:tblCellMar>
-        </w:tblPrEx>
         <w:tc>
           <w:tcPr>
             <w:tcW w:w="5120" w:type="dxa"/>
@@ -1199,12 +1185,6 @@
         <w:gridCol w:w="2456"/>
       </w:tblGrid>
       <w:tr>
-        <w:tblPrEx>
-          <w:tblCellMar>
-            <w:top w:w="0" w:type="dxa"/>
-            <w:bottom w:w="0" w:type="dxa"/>
-          </w:tblCellMar>
-        </w:tblPrEx>
         <w:trPr>
           <w:tblHeader/>
         </w:trPr>
@@ -1310,12 +1290,6 @@
         </w:tc>
       </w:tr>
       <w:tr>
-        <w:tblPrEx>
-          <w:tblCellMar>
-            <w:top w:w="0" w:type="dxa"/>
-            <w:bottom w:w="0" w:type="dxa"/>
-          </w:tblCellMar>
-        </w:tblPrEx>
         <w:tc>
           <w:tcPr>
             <w:tcW w:w="700" w:type="dxa"/>
@@ -1405,12 +1379,6 @@
         </w:tc>
       </w:tr>
       <w:tr>
-        <w:tblPrEx>
-          <w:tblCellMar>
-            <w:top w:w="0" w:type="dxa"/>
-            <w:bottom w:w="0" w:type="dxa"/>
-          </w:tblCellMar>
-        </w:tblPrEx>
         <w:tc>
           <w:tcPr>
             <w:tcW w:w="700" w:type="dxa"/>
@@ -1500,12 +1468,6 @@
         </w:tc>
       </w:tr>
       <w:tr>
-        <w:tblPrEx>
-          <w:tblCellMar>
-            <w:top w:w="0" w:type="dxa"/>
-            <w:bottom w:w="0" w:type="dxa"/>
-          </w:tblCellMar>
-        </w:tblPrEx>
         <w:tc>
           <w:tcPr>
             <w:tcW w:w="700" w:type="dxa"/>
@@ -1595,12 +1557,6 @@
         </w:tc>
       </w:tr>
       <w:tr>
-        <w:tblPrEx>
-          <w:tblCellMar>
-            <w:top w:w="0" w:type="dxa"/>
-            <w:bottom w:w="0" w:type="dxa"/>
-          </w:tblCellMar>
-        </w:tblPrEx>
         <w:tc>
           <w:tcPr>
             <w:tcW w:w="700" w:type="dxa"/>
@@ -1690,12 +1646,6 @@
         </w:tc>
       </w:tr>
       <w:tr>
-        <w:tblPrEx>
-          <w:tblCellMar>
-            <w:top w:w="0" w:type="dxa"/>
-            <w:bottom w:w="0" w:type="dxa"/>
-          </w:tblCellMar>
-        </w:tblPrEx>
         <w:tc>
           <w:tcPr>
             <w:tcW w:w="700" w:type="dxa"/>
@@ -1785,12 +1735,6 @@
         </w:tc>
       </w:tr>
       <w:tr>
-        <w:tblPrEx>
-          <w:tblCellMar>
-            <w:top w:w="0" w:type="dxa"/>
-            <w:bottom w:w="0" w:type="dxa"/>
-          </w:tblCellMar>
-        </w:tblPrEx>
         <w:tc>
           <w:tcPr>
             <w:tcW w:w="700" w:type="dxa"/>
@@ -2181,25 +2125,7 @@
           <w:iCs/>
           <w:color w:val="555555"/>
         </w:rPr>
-        <w:t xml:space="preserve">Figure: </w:t>
-      </w:r>
-      <w:proofErr w:type="gramStart"/>
-      <w:r>
-        <w:rPr>
-          <w:i/>
-          <w:iCs/>
-          <w:color w:val="555555"/>
-        </w:rPr>
-        <w:t>Level-1</w:t>
-      </w:r>
-      <w:proofErr w:type="gramEnd"/>
-      <w:r>
-        <w:rPr>
-          <w:i/>
-          <w:iCs/>
-          <w:color w:val="555555"/>
-        </w:rPr>
-        <w:t xml:space="preserve"> Data Flow Diagram of the Metro Ticket Booking process</w:t>
+        <w:t>Figure: Level-1 Data Flow Diagram of the Metro Ticket Booking process</w:t>
       </w:r>
     </w:p>
     <w:p>
@@ -2240,12 +2166,6 @@
         <w:gridCol w:w="6735"/>
       </w:tblGrid>
       <w:tr>
-        <w:tblPrEx>
-          <w:tblCellMar>
-            <w:top w:w="0" w:type="dxa"/>
-            <w:bottom w:w="0" w:type="dxa"/>
-          </w:tblCellMar>
-        </w:tblPrEx>
         <w:trPr>
           <w:tblHeader/>
         </w:trPr>
@@ -2301,12 +2221,6 @@
         </w:tc>
       </w:tr>
       <w:tr>
-        <w:tblPrEx>
-          <w:tblCellMar>
-            <w:top w:w="0" w:type="dxa"/>
-            <w:bottom w:w="0" w:type="dxa"/>
-          </w:tblCellMar>
-        </w:tblPrEx>
         <w:tc>
           <w:tcPr>
             <w:tcW w:w="3200" w:type="dxa"/>
@@ -2354,12 +2268,6 @@
         </w:tc>
       </w:tr>
       <w:tr>
-        <w:tblPrEx>
-          <w:tblCellMar>
-            <w:top w:w="0" w:type="dxa"/>
-            <w:bottom w:w="0" w:type="dxa"/>
-          </w:tblCellMar>
-        </w:tblPrEx>
         <w:tc>
           <w:tcPr>
             <w:tcW w:w="3200" w:type="dxa"/>
@@ -2432,12 +2340,6 @@
         </w:tc>
       </w:tr>
       <w:tr>
-        <w:tblPrEx>
-          <w:tblCellMar>
-            <w:top w:w="0" w:type="dxa"/>
-            <w:bottom w:w="0" w:type="dxa"/>
-          </w:tblCellMar>
-        </w:tblPrEx>
         <w:tc>
           <w:tcPr>
             <w:tcW w:w="3200" w:type="dxa"/>
@@ -2501,12 +2403,6 @@
         </w:tc>
       </w:tr>
       <w:tr>
-        <w:tblPrEx>
-          <w:tblCellMar>
-            <w:top w:w="0" w:type="dxa"/>
-            <w:bottom w:w="0" w:type="dxa"/>
-          </w:tblCellMar>
-        </w:tblPrEx>
         <w:tc>
           <w:tcPr>
             <w:tcW w:w="3200" w:type="dxa"/>
@@ -2602,12 +2498,6 @@
         </w:tc>
       </w:tr>
       <w:tr>
-        <w:tblPrEx>
-          <w:tblCellMar>
-            <w:top w:w="0" w:type="dxa"/>
-            <w:bottom w:w="0" w:type="dxa"/>
-          </w:tblCellMar>
-        </w:tblPrEx>
         <w:tc>
           <w:tcPr>
             <w:tcW w:w="3200" w:type="dxa"/>
@@ -2655,12 +2545,6 @@
         </w:tc>
       </w:tr>
       <w:tr>
-        <w:tblPrEx>
-          <w:tblCellMar>
-            <w:top w:w="0" w:type="dxa"/>
-            <w:bottom w:w="0" w:type="dxa"/>
-          </w:tblCellMar>
-        </w:tblPrEx>
         <w:tc>
           <w:tcPr>
             <w:tcW w:w="3200" w:type="dxa"/>
@@ -2724,12 +2608,6 @@
         </w:tc>
       </w:tr>
       <w:tr>
-        <w:tblPrEx>
-          <w:tblCellMar>
-            <w:top w:w="0" w:type="dxa"/>
-            <w:bottom w:w="0" w:type="dxa"/>
-          </w:tblCellMar>
-        </w:tblPrEx>
         <w:tc>
           <w:tcPr>
             <w:tcW w:w="3200" w:type="dxa"/>
@@ -2882,12 +2760,6 @@
         <w:gridCol w:w="7050"/>
       </w:tblGrid>
       <w:tr>
-        <w:tblPrEx>
-          <w:tblCellMar>
-            <w:top w:w="0" w:type="dxa"/>
-            <w:bottom w:w="0" w:type="dxa"/>
-          </w:tblCellMar>
-        </w:tblPrEx>
         <w:trPr>
           <w:tblHeader/>
         </w:trPr>
@@ -2980,12 +2852,6 @@
         </w:tc>
       </w:tr>
       <w:tr>
-        <w:tblPrEx>
-          <w:tblCellMar>
-            <w:top w:w="0" w:type="dxa"/>
-            <w:bottom w:w="0" w:type="dxa"/>
-          </w:tblCellMar>
-        </w:tblPrEx>
         <w:tc>
           <w:tcPr>
             <w:tcW w:w="700" w:type="dxa"/>
@@ -3054,12 +2920,6 @@
         </w:tc>
       </w:tr>
       <w:tr>
-        <w:tblPrEx>
-          <w:tblCellMar>
-            <w:top w:w="0" w:type="dxa"/>
-            <w:bottom w:w="0" w:type="dxa"/>
-          </w:tblCellMar>
-        </w:tblPrEx>
         <w:tc>
           <w:tcPr>
             <w:tcW w:w="700" w:type="dxa"/>
@@ -3160,12 +3020,6 @@
         </w:tc>
       </w:tr>
       <w:tr>
-        <w:tblPrEx>
-          <w:tblCellMar>
-            <w:top w:w="0" w:type="dxa"/>
-            <w:bottom w:w="0" w:type="dxa"/>
-          </w:tblCellMar>
-        </w:tblPrEx>
         <w:tc>
           <w:tcPr>
             <w:tcW w:w="700" w:type="dxa"/>
@@ -3266,12 +3120,6 @@
         </w:tc>
       </w:tr>
       <w:tr>
-        <w:tblPrEx>
-          <w:tblCellMar>
-            <w:top w:w="0" w:type="dxa"/>
-            <w:bottom w:w="0" w:type="dxa"/>
-          </w:tblCellMar>
-        </w:tblPrEx>
         <w:tc>
           <w:tcPr>
             <w:tcW w:w="700" w:type="dxa"/>
@@ -3340,12 +3188,6 @@
         </w:tc>
       </w:tr>
       <w:tr>
-        <w:tblPrEx>
-          <w:tblCellMar>
-            <w:top w:w="0" w:type="dxa"/>
-            <w:bottom w:w="0" w:type="dxa"/>
-          </w:tblCellMar>
-        </w:tblPrEx>
         <w:tc>
           <w:tcPr>
             <w:tcW w:w="700" w:type="dxa"/>
@@ -3414,12 +3256,6 @@
         </w:tc>
       </w:tr>
       <w:tr>
-        <w:tblPrEx>
-          <w:tblCellMar>
-            <w:top w:w="0" w:type="dxa"/>
-            <w:bottom w:w="0" w:type="dxa"/>
-          </w:tblCellMar>
-        </w:tblPrEx>
         <w:tc>
           <w:tcPr>
             <w:tcW w:w="700" w:type="dxa"/>
@@ -3687,12 +3523,6 @@
         <w:gridCol w:w="1117"/>
       </w:tblGrid>
       <w:tr>
-        <w:tblPrEx>
-          <w:tblCellMar>
-            <w:top w:w="0" w:type="dxa"/>
-            <w:bottom w:w="0" w:type="dxa"/>
-          </w:tblCellMar>
-        </w:tblPrEx>
         <w:trPr>
           <w:tblHeader/>
         </w:trPr>
@@ -3798,12 +3628,6 @@
         </w:tc>
       </w:tr>
       <w:tr>
-        <w:tblPrEx>
-          <w:tblCellMar>
-            <w:top w:w="0" w:type="dxa"/>
-            <w:bottom w:w="0" w:type="dxa"/>
-          </w:tblCellMar>
-        </w:tblPrEx>
         <w:tc>
           <w:tcPr>
             <w:tcW w:w="1300" w:type="dxa"/>
@@ -3893,12 +3717,6 @@
         </w:tc>
       </w:tr>
       <w:tr>
-        <w:tblPrEx>
-          <w:tblCellMar>
-            <w:top w:w="0" w:type="dxa"/>
-            <w:bottom w:w="0" w:type="dxa"/>
-          </w:tblCellMar>
-        </w:tblPrEx>
         <w:tc>
           <w:tcPr>
             <w:tcW w:w="1300" w:type="dxa"/>
@@ -4004,12 +3822,6 @@
         </w:tc>
       </w:tr>
       <w:tr>
-        <w:tblPrEx>
-          <w:tblCellMar>
-            <w:top w:w="0" w:type="dxa"/>
-            <w:bottom w:w="0" w:type="dxa"/>
-          </w:tblCellMar>
-        </w:tblPrEx>
         <w:tc>
           <w:tcPr>
             <w:tcW w:w="1300" w:type="dxa"/>
@@ -4131,12 +3943,6 @@
         </w:tc>
       </w:tr>
       <w:tr>
-        <w:tblPrEx>
-          <w:tblCellMar>
-            <w:top w:w="0" w:type="dxa"/>
-            <w:bottom w:w="0" w:type="dxa"/>
-          </w:tblCellMar>
-        </w:tblPrEx>
         <w:tc>
           <w:tcPr>
             <w:tcW w:w="1300" w:type="dxa"/>
@@ -4235,12 +4041,6 @@
         </w:tc>
       </w:tr>
       <w:tr>
-        <w:tblPrEx>
-          <w:tblCellMar>
-            <w:top w:w="0" w:type="dxa"/>
-            <w:bottom w:w="0" w:type="dxa"/>
-          </w:tblCellMar>
-        </w:tblPrEx>
         <w:tc>
           <w:tcPr>
             <w:tcW w:w="1300" w:type="dxa"/>
@@ -4330,12 +4130,6 @@
         </w:tc>
       </w:tr>
       <w:tr>
-        <w:tblPrEx>
-          <w:tblCellMar>
-            <w:top w:w="0" w:type="dxa"/>
-            <w:bottom w:w="0" w:type="dxa"/>
-          </w:tblCellMar>
-        </w:tblPrEx>
         <w:tc>
           <w:tcPr>
             <w:tcW w:w="1300" w:type="dxa"/>
@@ -4462,87 +4256,7 @@
           <w:sz w:val="22"/>
           <w:szCs w:val="22"/>
         </w:rPr>
-        <w:t xml:space="preserve"> Form </w:t>
-      </w:r>
-      <w:proofErr w:type="gramStart"/>
-      <w:r>
-        <w:rPr>
-          <w:sz w:val="22"/>
-          <w:szCs w:val="22"/>
-        </w:rPr>
-        <w:t>Setup  →</w:t>
-      </w:r>
-      <w:proofErr w:type="gramEnd"/>
-      <w:r>
-        <w:rPr>
-          <w:sz w:val="22"/>
-          <w:szCs w:val="22"/>
-        </w:rPr>
-        <w:t xml:space="preserve">  Fare Logic </w:t>
-      </w:r>
-      <w:proofErr w:type="gramStart"/>
-      <w:r>
-        <w:rPr>
-          <w:sz w:val="22"/>
-          <w:szCs w:val="22"/>
-        </w:rPr>
-        <w:t>Script  →</w:t>
-      </w:r>
-      <w:proofErr w:type="gramEnd"/>
-      <w:r>
-        <w:rPr>
-          <w:sz w:val="22"/>
-          <w:szCs w:val="22"/>
-        </w:rPr>
-        <w:t xml:space="preserve">  QR Code </w:t>
-      </w:r>
-      <w:proofErr w:type="gramStart"/>
-      <w:r>
-        <w:rPr>
-          <w:sz w:val="22"/>
-          <w:szCs w:val="22"/>
-        </w:rPr>
-        <w:t>Integration  →</w:t>
-      </w:r>
-      <w:proofErr w:type="gramEnd"/>
-      <w:r>
-        <w:rPr>
-          <w:sz w:val="22"/>
-          <w:szCs w:val="22"/>
-        </w:rPr>
-        <w:t xml:space="preserve">  Station Details </w:t>
-      </w:r>
-      <w:proofErr w:type="gramStart"/>
-      <w:r>
-        <w:rPr>
-          <w:sz w:val="22"/>
-          <w:szCs w:val="22"/>
-        </w:rPr>
-        <w:t>Mapping  →</w:t>
-      </w:r>
-      <w:proofErr w:type="gramEnd"/>
-      <w:r>
-        <w:rPr>
-          <w:sz w:val="22"/>
-          <w:szCs w:val="22"/>
-        </w:rPr>
-        <w:t xml:space="preserve">  UI </w:t>
-      </w:r>
-      <w:proofErr w:type="gramStart"/>
-      <w:r>
-        <w:rPr>
-          <w:sz w:val="22"/>
-          <w:szCs w:val="22"/>
-        </w:rPr>
-        <w:t>Pages  →</w:t>
-      </w:r>
-      <w:proofErr w:type="gramEnd"/>
-      <w:r>
-        <w:rPr>
-          <w:sz w:val="22"/>
-          <w:szCs w:val="22"/>
-        </w:rPr>
-        <w:t xml:space="preserve">  UAT &amp; Deployment</w:t>
+        <w:t xml:space="preserve"> Form Setup  →  Fare Logic Script  →  QR Code Integration  →  Station Details Mapping  →  UI Pages  →  UAT &amp; Deployment</w:t>
       </w:r>
     </w:p>
     <w:p>
@@ -4845,12 +4559,6 @@
         <w:gridCol w:w="1095"/>
       </w:tblGrid>
       <w:tr>
-        <w:tblPrEx>
-          <w:tblCellMar>
-            <w:top w:w="0" w:type="dxa"/>
-            <w:bottom w:w="0" w:type="dxa"/>
-          </w:tblCellMar>
-        </w:tblPrEx>
         <w:trPr>
           <w:tblHeader/>
         </w:trPr>
@@ -4956,12 +4664,6 @@
         </w:tc>
       </w:tr>
       <w:tr>
-        <w:tblPrEx>
-          <w:tblCellMar>
-            <w:top w:w="0" w:type="dxa"/>
-            <w:bottom w:w="0" w:type="dxa"/>
-          </w:tblCellMar>
-        </w:tblPrEx>
         <w:tc>
           <w:tcPr>
             <w:tcW w:w="1100" w:type="dxa"/>
@@ -5051,12 +4753,6 @@
         </w:tc>
       </w:tr>
       <w:tr>
-        <w:tblPrEx>
-          <w:tblCellMar>
-            <w:top w:w="0" w:type="dxa"/>
-            <w:bottom w:w="0" w:type="dxa"/>
-          </w:tblCellMar>
-        </w:tblPrEx>
         <w:tc>
           <w:tcPr>
             <w:tcW w:w="1100" w:type="dxa"/>
@@ -5146,12 +4842,6 @@
         </w:tc>
       </w:tr>
       <w:tr>
-        <w:tblPrEx>
-          <w:tblCellMar>
-            <w:top w:w="0" w:type="dxa"/>
-            <w:bottom w:w="0" w:type="dxa"/>
-          </w:tblCellMar>
-        </w:tblPrEx>
         <w:tc>
           <w:tcPr>
             <w:tcW w:w="1100" w:type="dxa"/>
@@ -5241,12 +4931,6 @@
         </w:tc>
       </w:tr>
       <w:tr>
-        <w:tblPrEx>
-          <w:tblCellMar>
-            <w:top w:w="0" w:type="dxa"/>
-            <w:bottom w:w="0" w:type="dxa"/>
-          </w:tblCellMar>
-        </w:tblPrEx>
         <w:tc>
           <w:tcPr>
             <w:tcW w:w="1100" w:type="dxa"/>
@@ -5336,12 +5020,6 @@
         </w:tc>
       </w:tr>
       <w:tr>
-        <w:tblPrEx>
-          <w:tblCellMar>
-            <w:top w:w="0" w:type="dxa"/>
-            <w:bottom w:w="0" w:type="dxa"/>
-          </w:tblCellMar>
-        </w:tblPrEx>
         <w:tc>
           <w:tcPr>
             <w:tcW w:w="1100" w:type="dxa"/>
@@ -5431,12 +5109,6 @@
         </w:tc>
       </w:tr>
       <w:tr>
-        <w:tblPrEx>
-          <w:tblCellMar>
-            <w:top w:w="0" w:type="dxa"/>
-            <w:bottom w:w="0" w:type="dxa"/>
-          </w:tblCellMar>
-        </w:tblPrEx>
         <w:tc>
           <w:tcPr>
             <w:tcW w:w="1100" w:type="dxa"/>
@@ -8441,20 +8113,9 @@
           <w:sz w:val="17"/>
           <w:szCs w:val="17"/>
         </w:rPr>
-        <w:t>text-</w:t>
-      </w:r>
-      <w:proofErr w:type="gramStart"/>
-      <w:r>
-        <w:rPr>
-          <w:rFonts w:ascii="Consolas" w:eastAsia="Consolas" w:hAnsi="Consolas" w:cs="Consolas"/>
-          <w:color w:val="D4D4D4"/>
-          <w:sz w:val="17"/>
-          <w:szCs w:val="17"/>
-        </w:rPr>
-        <w:t>align:center</w:t>
+        <w:t>text-align:center</w:t>
       </w:r>
       <w:proofErr w:type="spellEnd"/>
-      <w:proofErr w:type="gramEnd"/>
       <w:r>
         <w:rPr>
           <w:rFonts w:ascii="Consolas" w:eastAsia="Consolas" w:hAnsi="Consolas" w:cs="Consolas"/>
@@ -8472,20 +8133,9 @@
           <w:sz w:val="17"/>
           <w:szCs w:val="17"/>
         </w:rPr>
-        <w:t>font-</w:t>
-      </w:r>
-      <w:proofErr w:type="gramStart"/>
-      <w:r>
-        <w:rPr>
-          <w:rFonts w:ascii="Consolas" w:eastAsia="Consolas" w:hAnsi="Consolas" w:cs="Consolas"/>
-          <w:color w:val="D4D4D4"/>
-          <w:sz w:val="17"/>
-          <w:szCs w:val="17"/>
-        </w:rPr>
-        <w:t>family:Arial</w:t>
+        <w:t>font-family:Arial</w:t>
       </w:r>
       <w:proofErr w:type="spellEnd"/>
-      <w:proofErr w:type="gramEnd"/>
       <w:r>
         <w:rPr>
           <w:rFonts w:ascii="Consolas" w:eastAsia="Consolas" w:hAnsi="Consolas" w:cs="Consolas"/>
@@ -8560,25 +8210,14 @@
         <w:t>="{{</w:t>
       </w:r>
       <w:proofErr w:type="spellStart"/>
-      <w:proofErr w:type="gramStart"/>
-      <w:r>
-        <w:rPr>
-          <w:rFonts w:ascii="Consolas" w:eastAsia="Consolas" w:hAnsi="Consolas" w:cs="Consolas"/>
-          <w:color w:val="D4D4D4"/>
-          <w:sz w:val="17"/>
-          <w:szCs w:val="17"/>
-        </w:rPr>
-        <w:t>data.qr</w:t>
-      </w:r>
-      <w:proofErr w:type="gramEnd"/>
-      <w:r>
-        <w:rPr>
-          <w:rFonts w:ascii="Consolas" w:eastAsia="Consolas" w:hAnsi="Consolas" w:cs="Consolas"/>
-          <w:color w:val="D4D4D4"/>
-          <w:sz w:val="17"/>
-          <w:szCs w:val="17"/>
-        </w:rPr>
-        <w:t>_url</w:t>
+      <w:r>
+        <w:rPr>
+          <w:rFonts w:ascii="Consolas" w:eastAsia="Consolas" w:hAnsi="Consolas" w:cs="Consolas"/>
+          <w:color w:val="D4D4D4"/>
+          <w:sz w:val="17"/>
+          <w:szCs w:val="17"/>
+        </w:rPr>
+        <w:t>data.qr_url</w:t>
       </w:r>
       <w:proofErr w:type="spellEnd"/>
       <w:r>
@@ -8646,27 +8285,7 @@
           <w:sz w:val="17"/>
           <w:szCs w:val="17"/>
         </w:rPr>
-        <w:t>(</w:t>
-      </w:r>
-      <w:proofErr w:type="gramStart"/>
-      <w:r>
-        <w:rPr>
-          <w:rFonts w:ascii="Consolas" w:eastAsia="Consolas" w:hAnsi="Consolas" w:cs="Consolas"/>
-          <w:color w:val="D4D4D4"/>
-          <w:sz w:val="17"/>
-          <w:szCs w:val="17"/>
-        </w:rPr>
-        <w:t>function(</w:t>
-      </w:r>
-      <w:proofErr w:type="gramEnd"/>
-      <w:r>
-        <w:rPr>
-          <w:rFonts w:ascii="Consolas" w:eastAsia="Consolas" w:hAnsi="Consolas" w:cs="Consolas"/>
-          <w:color w:val="D4D4D4"/>
-          <w:sz w:val="17"/>
-          <w:szCs w:val="17"/>
-        </w:rPr>
-        <w:t>) {</w:t>
+        <w:t>(function() {</w:t>
       </w:r>
       <w:r>
         <w:br/>
@@ -8698,58 +8317,17 @@
           <w:sz w:val="17"/>
           <w:szCs w:val="17"/>
         </w:rPr>
-        <w:t xml:space="preserve"> = </w:t>
-      </w:r>
-      <w:proofErr w:type="gramStart"/>
-      <w:r>
-        <w:rPr>
-          <w:rFonts w:ascii="Consolas" w:eastAsia="Consolas" w:hAnsi="Consolas" w:cs="Consolas"/>
-          <w:color w:val="D4D4D4"/>
-          <w:sz w:val="17"/>
-          <w:szCs w:val="17"/>
-        </w:rPr>
-        <w:t>input ?</w:t>
-      </w:r>
-      <w:proofErr w:type="gramEnd"/>
-      <w:r>
-        <w:rPr>
-          <w:rFonts w:ascii="Consolas" w:eastAsia="Consolas" w:hAnsi="Consolas" w:cs="Consolas"/>
-          <w:color w:val="D4D4D4"/>
-          <w:sz w:val="17"/>
-          <w:szCs w:val="17"/>
-        </w:rPr>
-        <w:t xml:space="preserve"> </w:t>
+        <w:t xml:space="preserve"> = input ? </w:t>
       </w:r>
       <w:proofErr w:type="spellStart"/>
-      <w:proofErr w:type="gramStart"/>
-      <w:r>
-        <w:rPr>
-          <w:rFonts w:ascii="Consolas" w:eastAsia="Consolas" w:hAnsi="Consolas" w:cs="Consolas"/>
-          <w:color w:val="D4D4D4"/>
-          <w:sz w:val="17"/>
-          <w:szCs w:val="17"/>
-        </w:rPr>
-        <w:t>input.qr</w:t>
-      </w:r>
-      <w:proofErr w:type="gramEnd"/>
-      <w:r>
-        <w:rPr>
-          <w:rFonts w:ascii="Consolas" w:eastAsia="Consolas" w:hAnsi="Consolas" w:cs="Consolas"/>
-          <w:color w:val="D4D4D4"/>
-          <w:sz w:val="17"/>
-          <w:szCs w:val="17"/>
-        </w:rPr>
-        <w:t>_</w:t>
-      </w:r>
-      <w:proofErr w:type="gramStart"/>
-      <w:r>
-        <w:rPr>
-          <w:rFonts w:ascii="Consolas" w:eastAsia="Consolas" w:hAnsi="Consolas" w:cs="Consolas"/>
-          <w:color w:val="D4D4D4"/>
-          <w:sz w:val="17"/>
-          <w:szCs w:val="17"/>
-        </w:rPr>
-        <w:t>url</w:t>
+      <w:r>
+        <w:rPr>
+          <w:rFonts w:ascii="Consolas" w:eastAsia="Consolas" w:hAnsi="Consolas" w:cs="Consolas"/>
+          <w:color w:val="D4D4D4"/>
+          <w:sz w:val="17"/>
+          <w:szCs w:val="17"/>
+        </w:rPr>
+        <w:t>input.qr_url</w:t>
       </w:r>
       <w:proofErr w:type="spellEnd"/>
       <w:r>
@@ -8759,40 +8337,19 @@
           <w:sz w:val="17"/>
           <w:szCs w:val="17"/>
         </w:rPr>
-        <w:t xml:space="preserve"> :</w:t>
-      </w:r>
-      <w:proofErr w:type="gramEnd"/>
-      <w:r>
-        <w:rPr>
-          <w:rFonts w:ascii="Consolas" w:eastAsia="Consolas" w:hAnsi="Consolas" w:cs="Consolas"/>
-          <w:color w:val="D4D4D4"/>
-          <w:sz w:val="17"/>
-          <w:szCs w:val="17"/>
-        </w:rPr>
-        <w:t xml:space="preserve"> '';</w:t>
+        <w:t xml:space="preserve"> : '';</w:t>
       </w:r>
       <w:r>
         <w:br/>
       </w:r>
-      <w:proofErr w:type="gramStart"/>
-      <w:r>
-        <w:rPr>
-          <w:rFonts w:ascii="Consolas" w:eastAsia="Consolas" w:hAnsi="Consolas" w:cs="Consolas"/>
-          <w:color w:val="D4D4D4"/>
-          <w:sz w:val="17"/>
-          <w:szCs w:val="17"/>
-        </w:rPr>
-        <w:t>})(</w:t>
-      </w:r>
-      <w:proofErr w:type="gramEnd"/>
-      <w:r>
-        <w:rPr>
-          <w:rFonts w:ascii="Consolas" w:eastAsia="Consolas" w:hAnsi="Consolas" w:cs="Consolas"/>
-          <w:color w:val="D4D4D4"/>
-          <w:sz w:val="17"/>
-          <w:szCs w:val="17"/>
-        </w:rPr>
-        <w:t>);</w:t>
+      <w:r>
+        <w:rPr>
+          <w:rFonts w:ascii="Consolas" w:eastAsia="Consolas" w:hAnsi="Consolas" w:cs="Consolas"/>
+          <w:color w:val="D4D4D4"/>
+          <w:sz w:val="17"/>
+          <w:szCs w:val="17"/>
+        </w:rPr>
+        <w:t>})();</w:t>
       </w:r>
     </w:p>
     <w:p>
